--- a/infra/CUAD_v1/full_contract_docx_contradictions/target/HealthcentralCom_19991108_S-1A_EX-10.27_6623292_EX-10.27_Co-Branding_Agreement.docx
+++ b/infra/CUAD_v1/full_contract_docx_contradictions/target/HealthcentralCom_19991108_S-1A_EX-10.27_6623292_EX-10.27_Co-Branding_Agreement.docx
@@ -4282,7 +4282,7 @@
           <w:color w:val="FF0000"/>
           <w:sz w:val="16"/>
         </w:rPr>
-        <w:t>Only HCI shall have the authority to grant access to and use of the HCI Marks for any purpose under this Agreement.</w:t>
+        <w:t>that MLX acquires no right, title or interest in the MLX Marks, and any and all goodwill associated with the MLX Marks enures exclusively to the benefit of HCI;</w:t>
       </w:r>
     </w:p>
     <w:p>
@@ -4691,7 +4691,7 @@
           <w:color w:val="FF0000"/>
           <w:sz w:val="16"/>
         </w:rPr>
-        <w:t>The right, title, and interest in the HCI Marks, including any associated goodwill, shall be determined and granted solely by MLX.</w:t>
+        <w:t>that MLX acquires all right, title and interest in the HCI Marks, and any and all goodwill associated with the HCI Marks enures exclusively to the benefit of MLX;</w:t>
       </w:r>
     </w:p>
     <w:p>
@@ -12494,20 +12494,813 @@
         <w:rPr>
           <w:sz w:val="16"/>
         </w:rPr>
-        <w:t>grant to MLX, to the extent that MLX requires access to HCI logos and trademarks (collectively "HCI Marks") the use of certain HCI Marks as necessary for the purposes of fulfilling its obligations under this Agreement. MLX assures that the HCI Marks are used in accordance with HCI's logo usage guidelines as provided by HCI from time to time. Without limiting the generality of the foregoing, MLX agrees:</w:t>
-      </w:r>
-      <w:r>
-        <w:rPr>
-          <w:sz w:val="16"/>
-        </w:rPr>
-        <w:t xml:space="preserve"> </w:t>
-      </w:r>
-      <w:r>
-        <w:rPr>
-          <w:color w:val="FF0000"/>
-          <w:sz w:val="16"/>
-        </w:rPr>
-        <w:t>Only HCI shall have the authority to grant access to and use of the HCI Marks for any purpose under this Agreement.</w:t>
+        <w:t>grant</w:t>
+      </w:r>
+      <w:r>
+        <w:rPr>
+          <w:spacing w:val="35"/>
+          <w:sz w:val="16"/>
+        </w:rPr>
+        <w:t> </w:t>
+      </w:r>
+      <w:r>
+        <w:rPr>
+          <w:sz w:val="16"/>
+        </w:rPr>
+        <w:t>to</w:t>
+      </w:r>
+      <w:r>
+        <w:rPr>
+          <w:spacing w:val="35"/>
+          <w:sz w:val="16"/>
+        </w:rPr>
+        <w:t> </w:t>
+      </w:r>
+      <w:r>
+        <w:rPr>
+          <w:sz w:val="16"/>
+        </w:rPr>
+        <w:t>MLX,</w:t>
+      </w:r>
+      <w:r>
+        <w:rPr>
+          <w:spacing w:val="35"/>
+          <w:sz w:val="16"/>
+        </w:rPr>
+        <w:t> </w:t>
+      </w:r>
+      <w:r>
+        <w:rPr>
+          <w:sz w:val="16"/>
+        </w:rPr>
+        <w:t>to</w:t>
+      </w:r>
+      <w:r>
+        <w:rPr>
+          <w:spacing w:val="35"/>
+          <w:sz w:val="16"/>
+        </w:rPr>
+        <w:t> </w:t>
+      </w:r>
+      <w:r>
+        <w:rPr>
+          <w:sz w:val="16"/>
+        </w:rPr>
+        <w:t>the</w:t>
+      </w:r>
+      <w:r>
+        <w:rPr>
+          <w:spacing w:val="35"/>
+          <w:sz w:val="16"/>
+        </w:rPr>
+        <w:t> </w:t>
+      </w:r>
+      <w:r>
+        <w:rPr>
+          <w:sz w:val="16"/>
+        </w:rPr>
+        <w:t>extent</w:t>
+      </w:r>
+      <w:r>
+        <w:rPr>
+          <w:spacing w:val="35"/>
+          <w:sz w:val="16"/>
+        </w:rPr>
+        <w:t> </w:t>
+      </w:r>
+      <w:r>
+        <w:rPr>
+          <w:sz w:val="16"/>
+        </w:rPr>
+        <w:t>that</w:t>
+      </w:r>
+      <w:r>
+        <w:rPr>
+          <w:spacing w:val="35"/>
+          <w:sz w:val="16"/>
+        </w:rPr>
+        <w:t> </w:t>
+      </w:r>
+      <w:r>
+        <w:rPr>
+          <w:sz w:val="16"/>
+        </w:rPr>
+        <w:t>MLX</w:t>
+      </w:r>
+      <w:r>
+        <w:rPr>
+          <w:spacing w:val="35"/>
+          <w:sz w:val="16"/>
+        </w:rPr>
+        <w:t> </w:t>
+      </w:r>
+      <w:r>
+        <w:rPr>
+          <w:sz w:val="16"/>
+        </w:rPr>
+        <w:t>requires</w:t>
+      </w:r>
+      <w:r>
+        <w:rPr>
+          <w:spacing w:val="35"/>
+          <w:sz w:val="16"/>
+        </w:rPr>
+        <w:t> </w:t>
+      </w:r>
+      <w:r>
+        <w:rPr>
+          <w:sz w:val="16"/>
+        </w:rPr>
+        <w:t>access</w:t>
+      </w:r>
+      <w:r>
+        <w:rPr>
+          <w:spacing w:val="35"/>
+          <w:sz w:val="16"/>
+        </w:rPr>
+        <w:t> </w:t>
+      </w:r>
+      <w:r>
+        <w:rPr>
+          <w:sz w:val="16"/>
+        </w:rPr>
+        <w:t>to</w:t>
+      </w:r>
+      <w:r>
+        <w:rPr>
+          <w:spacing w:val="35"/>
+          <w:sz w:val="16"/>
+        </w:rPr>
+        <w:t> </w:t>
+      </w:r>
+      <w:r>
+        <w:rPr>
+          <w:sz w:val="16"/>
+        </w:rPr>
+        <w:t>HCI</w:t>
+      </w:r>
+      <w:r>
+        <w:rPr>
+          <w:spacing w:val="35"/>
+          <w:sz w:val="16"/>
+        </w:rPr>
+        <w:t> </w:t>
+      </w:r>
+      <w:r>
+        <w:rPr>
+          <w:sz w:val="16"/>
+        </w:rPr>
+        <w:t>logos</w:t>
+      </w:r>
+      <w:r>
+        <w:rPr>
+          <w:spacing w:val="35"/>
+          <w:sz w:val="16"/>
+        </w:rPr>
+        <w:t> </w:t>
+      </w:r>
+      <w:r>
+        <w:rPr>
+          <w:sz w:val="16"/>
+        </w:rPr>
+        <w:t>and trademarks</w:t>
+      </w:r>
+      <w:r>
+        <w:rPr>
+          <w:spacing w:val="40"/>
+          <w:sz w:val="16"/>
+        </w:rPr>
+        <w:t> </w:t>
+      </w:r>
+      <w:r>
+        <w:rPr>
+          <w:sz w:val="16"/>
+        </w:rPr>
+        <w:t>(collectively</w:t>
+      </w:r>
+      <w:r>
+        <w:rPr>
+          <w:spacing w:val="40"/>
+          <w:sz w:val="16"/>
+        </w:rPr>
+        <w:t> </w:t>
+      </w:r>
+      <w:r>
+        <w:rPr>
+          <w:sz w:val="16"/>
+        </w:rPr>
+        <w:t>"HCI</w:t>
+      </w:r>
+      <w:r>
+        <w:rPr>
+          <w:spacing w:val="40"/>
+          <w:sz w:val="16"/>
+        </w:rPr>
+        <w:t> </w:t>
+      </w:r>
+      <w:r>
+        <w:rPr>
+          <w:sz w:val="16"/>
+        </w:rPr>
+        <w:t>Marks")</w:t>
+      </w:r>
+      <w:r>
+        <w:rPr>
+          <w:spacing w:val="40"/>
+          <w:sz w:val="16"/>
+        </w:rPr>
+        <w:t> </w:t>
+      </w:r>
+      <w:r>
+        <w:rPr>
+          <w:sz w:val="16"/>
+        </w:rPr>
+        <w:t>the</w:t>
+      </w:r>
+      <w:r>
+        <w:rPr>
+          <w:spacing w:val="40"/>
+          <w:sz w:val="16"/>
+        </w:rPr>
+        <w:t> </w:t>
+      </w:r>
+      <w:r>
+        <w:rPr>
+          <w:sz w:val="16"/>
+        </w:rPr>
+        <w:t>use</w:t>
+      </w:r>
+      <w:r>
+        <w:rPr>
+          <w:spacing w:val="40"/>
+          <w:sz w:val="16"/>
+        </w:rPr>
+        <w:t> </w:t>
+      </w:r>
+      <w:r>
+        <w:rPr>
+          <w:sz w:val="16"/>
+        </w:rPr>
+        <w:t>of</w:t>
+      </w:r>
+      <w:r>
+        <w:rPr>
+          <w:spacing w:val="40"/>
+          <w:sz w:val="16"/>
+        </w:rPr>
+        <w:t> </w:t>
+      </w:r>
+      <w:r>
+        <w:rPr>
+          <w:sz w:val="16"/>
+        </w:rPr>
+        <w:t>certain</w:t>
+      </w:r>
+      <w:r>
+        <w:rPr>
+          <w:spacing w:val="40"/>
+          <w:sz w:val="16"/>
+        </w:rPr>
+        <w:t> </w:t>
+      </w:r>
+      <w:r>
+        <w:rPr>
+          <w:sz w:val="16"/>
+        </w:rPr>
+        <w:t>HCI</w:t>
+      </w:r>
+      <w:r>
+        <w:rPr>
+          <w:spacing w:val="40"/>
+          <w:sz w:val="16"/>
+        </w:rPr>
+        <w:t> </w:t>
+      </w:r>
+      <w:r>
+        <w:rPr>
+          <w:sz w:val="16"/>
+        </w:rPr>
+        <w:t>Marks</w:t>
+      </w:r>
+      <w:r>
+        <w:rPr>
+          <w:spacing w:val="40"/>
+          <w:sz w:val="16"/>
+        </w:rPr>
+        <w:t> </w:t>
+      </w:r>
+      <w:r>
+        <w:rPr>
+          <w:sz w:val="16"/>
+        </w:rPr>
+        <w:t>as necessary</w:t>
+      </w:r>
+      <w:r>
+        <w:rPr>
+          <w:spacing w:val="40"/>
+          <w:sz w:val="16"/>
+        </w:rPr>
+        <w:t> </w:t>
+      </w:r>
+      <w:r>
+        <w:rPr>
+          <w:sz w:val="16"/>
+        </w:rPr>
+        <w:t>for</w:t>
+      </w:r>
+      <w:r>
+        <w:rPr>
+          <w:spacing w:val="40"/>
+          <w:sz w:val="16"/>
+        </w:rPr>
+        <w:t> </w:t>
+      </w:r>
+      <w:r>
+        <w:rPr>
+          <w:sz w:val="16"/>
+        </w:rPr>
+        <w:t>the</w:t>
+      </w:r>
+      <w:r>
+        <w:rPr>
+          <w:spacing w:val="40"/>
+          <w:sz w:val="16"/>
+        </w:rPr>
+        <w:t> </w:t>
+      </w:r>
+      <w:r>
+        <w:rPr>
+          <w:sz w:val="16"/>
+        </w:rPr>
+        <w:t>purposes</w:t>
+      </w:r>
+      <w:r>
+        <w:rPr>
+          <w:spacing w:val="40"/>
+          <w:sz w:val="16"/>
+        </w:rPr>
+        <w:t> </w:t>
+      </w:r>
+      <w:r>
+        <w:rPr>
+          <w:sz w:val="16"/>
+        </w:rPr>
+        <w:t>of</w:t>
+      </w:r>
+      <w:r>
+        <w:rPr>
+          <w:spacing w:val="40"/>
+          <w:sz w:val="16"/>
+        </w:rPr>
+        <w:t> </w:t>
+      </w:r>
+      <w:r>
+        <w:rPr>
+          <w:sz w:val="16"/>
+        </w:rPr>
+        <w:t>fulfilling</w:t>
+      </w:r>
+      <w:r>
+        <w:rPr>
+          <w:spacing w:val="40"/>
+          <w:sz w:val="16"/>
+        </w:rPr>
+        <w:t> </w:t>
+      </w:r>
+      <w:r>
+        <w:rPr>
+          <w:sz w:val="16"/>
+        </w:rPr>
+        <w:t>its</w:t>
+      </w:r>
+      <w:r>
+        <w:rPr>
+          <w:spacing w:val="40"/>
+          <w:sz w:val="16"/>
+        </w:rPr>
+        <w:t> </w:t>
+      </w:r>
+      <w:r>
+        <w:rPr>
+          <w:sz w:val="16"/>
+        </w:rPr>
+        <w:t>obligations</w:t>
+      </w:r>
+      <w:r>
+        <w:rPr>
+          <w:spacing w:val="40"/>
+          <w:sz w:val="16"/>
+        </w:rPr>
+        <w:t> </w:t>
+      </w:r>
+      <w:r>
+        <w:rPr>
+          <w:sz w:val="16"/>
+        </w:rPr>
+        <w:t>under</w:t>
+      </w:r>
+      <w:r>
+        <w:rPr>
+          <w:spacing w:val="40"/>
+          <w:sz w:val="16"/>
+        </w:rPr>
+        <w:t> </w:t>
+      </w:r>
+      <w:r>
+        <w:rPr>
+          <w:sz w:val="16"/>
+        </w:rPr>
+        <w:t>this Agreement.</w:t>
+      </w:r>
+      <w:r>
+        <w:rPr>
+          <w:spacing w:val="28"/>
+          <w:sz w:val="16"/>
+        </w:rPr>
+        <w:t> </w:t>
+      </w:r>
+      <w:r>
+        <w:rPr>
+          <w:sz w:val="16"/>
+        </w:rPr>
+        <w:t>MLX</w:t>
+      </w:r>
+      <w:r>
+        <w:rPr>
+          <w:spacing w:val="28"/>
+          <w:sz w:val="16"/>
+        </w:rPr>
+        <w:t> </w:t>
+      </w:r>
+      <w:r>
+        <w:rPr>
+          <w:sz w:val="16"/>
+        </w:rPr>
+        <w:t>assures</w:t>
+      </w:r>
+      <w:r>
+        <w:rPr>
+          <w:spacing w:val="28"/>
+          <w:sz w:val="16"/>
+        </w:rPr>
+        <w:t> </w:t>
+      </w:r>
+      <w:r>
+        <w:rPr>
+          <w:sz w:val="16"/>
+        </w:rPr>
+        <w:t>that</w:t>
+      </w:r>
+      <w:r>
+        <w:rPr>
+          <w:spacing w:val="28"/>
+          <w:sz w:val="16"/>
+        </w:rPr>
+        <w:t> </w:t>
+      </w:r>
+      <w:r>
+        <w:rPr>
+          <w:sz w:val="16"/>
+        </w:rPr>
+        <w:t>the</w:t>
+      </w:r>
+      <w:r>
+        <w:rPr>
+          <w:spacing w:val="28"/>
+          <w:sz w:val="16"/>
+        </w:rPr>
+        <w:t> </w:t>
+      </w:r>
+      <w:r>
+        <w:rPr>
+          <w:sz w:val="16"/>
+        </w:rPr>
+        <w:t>HCI</w:t>
+      </w:r>
+      <w:r>
+        <w:rPr>
+          <w:spacing w:val="28"/>
+          <w:sz w:val="16"/>
+        </w:rPr>
+        <w:t> </w:t>
+      </w:r>
+      <w:r>
+        <w:rPr>
+          <w:sz w:val="16"/>
+        </w:rPr>
+        <w:t>Marks</w:t>
+      </w:r>
+      <w:r>
+        <w:rPr>
+          <w:spacing w:val="28"/>
+          <w:sz w:val="16"/>
+        </w:rPr>
+        <w:t> </w:t>
+      </w:r>
+      <w:r>
+        <w:rPr>
+          <w:sz w:val="16"/>
+        </w:rPr>
+        <w:t>are</w:t>
+      </w:r>
+      <w:r>
+        <w:rPr>
+          <w:spacing w:val="28"/>
+          <w:sz w:val="16"/>
+        </w:rPr>
+        <w:t> </w:t>
+      </w:r>
+      <w:r>
+        <w:rPr>
+          <w:sz w:val="16"/>
+        </w:rPr>
+        <w:t>used</w:t>
+      </w:r>
+      <w:r>
+        <w:rPr>
+          <w:spacing w:val="28"/>
+          <w:sz w:val="16"/>
+        </w:rPr>
+        <w:t> </w:t>
+      </w:r>
+      <w:r>
+        <w:rPr>
+          <w:sz w:val="16"/>
+        </w:rPr>
+        <w:t>in</w:t>
+      </w:r>
+      <w:r>
+        <w:rPr>
+          <w:spacing w:val="28"/>
+          <w:sz w:val="16"/>
+        </w:rPr>
+        <w:t> </w:t>
+      </w:r>
+      <w:r>
+        <w:rPr>
+          <w:sz w:val="16"/>
+        </w:rPr>
+        <w:t>accordance</w:t>
+      </w:r>
+      <w:r>
+        <w:rPr>
+          <w:spacing w:val="28"/>
+          <w:sz w:val="16"/>
+        </w:rPr>
+        <w:t> </w:t>
+      </w:r>
+      <w:r>
+        <w:rPr>
+          <w:sz w:val="16"/>
+        </w:rPr>
+        <w:t>with</w:t>
+      </w:r>
+      <w:r>
+        <w:rPr>
+          <w:spacing w:val="28"/>
+          <w:sz w:val="16"/>
+        </w:rPr>
+        <w:t> </w:t>
+      </w:r>
+      <w:r>
+        <w:rPr>
+          <w:sz w:val="16"/>
+        </w:rPr>
+        <w:t>HCI's logo</w:t>
+      </w:r>
+      <w:r>
+        <w:rPr>
+          <w:spacing w:val="40"/>
+          <w:sz w:val="16"/>
+        </w:rPr>
+        <w:t> </w:t>
+      </w:r>
+      <w:r>
+        <w:rPr>
+          <w:sz w:val="16"/>
+        </w:rPr>
+        <w:t>usage</w:t>
+      </w:r>
+      <w:r>
+        <w:rPr>
+          <w:spacing w:val="40"/>
+          <w:sz w:val="16"/>
+        </w:rPr>
+        <w:t> </w:t>
+      </w:r>
+      <w:r>
+        <w:rPr>
+          <w:sz w:val="16"/>
+        </w:rPr>
+        <w:t>guidelines</w:t>
+      </w:r>
+      <w:r>
+        <w:rPr>
+          <w:spacing w:val="40"/>
+          <w:sz w:val="16"/>
+        </w:rPr>
+        <w:t> </w:t>
+      </w:r>
+      <w:r>
+        <w:rPr>
+          <w:sz w:val="16"/>
+        </w:rPr>
+        <w:t>as</w:t>
+      </w:r>
+      <w:r>
+        <w:rPr>
+          <w:spacing w:val="40"/>
+          <w:sz w:val="16"/>
+        </w:rPr>
+        <w:t> </w:t>
+      </w:r>
+      <w:r>
+        <w:rPr>
+          <w:sz w:val="16"/>
+        </w:rPr>
+        <w:t>provided</w:t>
+      </w:r>
+      <w:r>
+        <w:rPr>
+          <w:spacing w:val="40"/>
+          <w:sz w:val="16"/>
+        </w:rPr>
+        <w:t> </w:t>
+      </w:r>
+      <w:r>
+        <w:rPr>
+          <w:sz w:val="16"/>
+        </w:rPr>
+        <w:t>by</w:t>
+      </w:r>
+      <w:r>
+        <w:rPr>
+          <w:spacing w:val="40"/>
+          <w:sz w:val="16"/>
+        </w:rPr>
+        <w:t> </w:t>
+      </w:r>
+      <w:r>
+        <w:rPr>
+          <w:sz w:val="16"/>
+        </w:rPr>
+        <w:t>HCI</w:t>
+      </w:r>
+      <w:r>
+        <w:rPr>
+          <w:spacing w:val="40"/>
+          <w:sz w:val="16"/>
+        </w:rPr>
+        <w:t> </w:t>
+      </w:r>
+      <w:r>
+        <w:rPr>
+          <w:sz w:val="16"/>
+        </w:rPr>
+        <w:t>from</w:t>
+      </w:r>
+      <w:r>
+        <w:rPr>
+          <w:spacing w:val="40"/>
+          <w:sz w:val="16"/>
+        </w:rPr>
+        <w:t> </w:t>
+      </w:r>
+      <w:r>
+        <w:rPr>
+          <w:sz w:val="16"/>
+        </w:rPr>
+        <w:t>time</w:t>
+      </w:r>
+      <w:r>
+        <w:rPr>
+          <w:spacing w:val="40"/>
+          <w:sz w:val="16"/>
+        </w:rPr>
+        <w:t> </w:t>
+      </w:r>
+      <w:r>
+        <w:rPr>
+          <w:sz w:val="16"/>
+        </w:rPr>
+        <w:t>to</w:t>
+      </w:r>
+      <w:r>
+        <w:rPr>
+          <w:spacing w:val="40"/>
+          <w:sz w:val="16"/>
+        </w:rPr>
+        <w:t> </w:t>
+      </w:r>
+      <w:r>
+        <w:rPr>
+          <w:sz w:val="16"/>
+        </w:rPr>
+        <w:t>time.</w:t>
+      </w:r>
+      <w:r>
+        <w:rPr>
+          <w:spacing w:val="40"/>
+          <w:sz w:val="16"/>
+        </w:rPr>
+        <w:t> </w:t>
+      </w:r>
+      <w:r>
+        <w:rPr>
+          <w:sz w:val="16"/>
+        </w:rPr>
+        <w:t>Without limiting</w:t>
+      </w:r>
+      <w:r>
+        <w:rPr>
+          <w:spacing w:val="40"/>
+          <w:sz w:val="16"/>
+        </w:rPr>
+        <w:t> </w:t>
+      </w:r>
+      <w:r>
+        <w:rPr>
+          <w:sz w:val="16"/>
+        </w:rPr>
+        <w:t>the</w:t>
+      </w:r>
+      <w:r>
+        <w:rPr>
+          <w:spacing w:val="40"/>
+          <w:sz w:val="16"/>
+        </w:rPr>
+        <w:t> </w:t>
+      </w:r>
+      <w:r>
+        <w:rPr>
+          <w:sz w:val="16"/>
+        </w:rPr>
+        <w:t>generality</w:t>
+      </w:r>
+      <w:r>
+        <w:rPr>
+          <w:spacing w:val="40"/>
+          <w:sz w:val="16"/>
+        </w:rPr>
+        <w:t> </w:t>
+      </w:r>
+      <w:r>
+        <w:rPr>
+          <w:sz w:val="16"/>
+        </w:rPr>
+        <w:t>of</w:t>
+      </w:r>
+      <w:r>
+        <w:rPr>
+          <w:spacing w:val="40"/>
+          <w:sz w:val="16"/>
+        </w:rPr>
+        <w:t> </w:t>
+      </w:r>
+      <w:r>
+        <w:rPr>
+          <w:sz w:val="16"/>
+        </w:rPr>
+        <w:t>the</w:t>
+      </w:r>
+      <w:r>
+        <w:rPr>
+          <w:spacing w:val="40"/>
+          <w:sz w:val="16"/>
+        </w:rPr>
+        <w:t> </w:t>
+      </w:r>
+      <w:r>
+        <w:rPr>
+          <w:sz w:val="16"/>
+        </w:rPr>
+        <w:t>foregoing,</w:t>
+      </w:r>
+      <w:r>
+        <w:rPr>
+          <w:spacing w:val="40"/>
+          <w:sz w:val="16"/>
+        </w:rPr>
+        <w:t> </w:t>
+      </w:r>
+      <w:r>
+        <w:rPr>
+          <w:sz w:val="16"/>
+        </w:rPr>
+        <w:t>MLX</w:t>
+      </w:r>
+      <w:r>
+        <w:rPr>
+          <w:spacing w:val="40"/>
+          <w:sz w:val="16"/>
+        </w:rPr>
+        <w:t> </w:t>
+      </w:r>
+      <w:r>
+        <w:rPr>
+          <w:sz w:val="16"/>
+        </w:rPr>
+        <w:t>agrees:</w:t>
       </w:r>
     </w:p>
     <w:p>
@@ -12916,20 +13709,7 @@
           <w:color w:val="FF0000"/>
           <w:sz w:val="16"/>
         </w:rPr>
-        <w:t>The right, title, and interest in the HCI Marks, including any associated goodwill, shall be determined and granted solely by MLX.</w:t>
-      </w:r>
-      <w:r>
-        <w:rPr>
-          <w:sz w:val="16"/>
-        </w:rPr>
-        <w:t xml:space="preserve"> </w:t>
-      </w:r>
-      <w:r>
-        <w:rPr>
-          <w:color w:val="FF0000"/>
-          <w:sz w:val="16"/>
-        </w:rPr>
-        <w:t>HCI may use the MLX marks without adhering to MLX's logo usage guidelines, provided HCI notifies MLX in writing prior to such use.</w:t>
+        <w:t>that MLX acquires all right, title and interest in the HCI Marks, and any and all goodwill associated with the HCI Marks enures exclusively to the benefit of MLX;</w:t>
       </w:r>
     </w:p>
     <w:p>
@@ -29677,644 +30457,20 @@
         <w:rPr>
           <w:sz w:val="16"/>
         </w:rPr>
-        <w:t>Either</w:t>
-      </w:r>
-      <w:r>
-        <w:rPr>
-          <w:spacing w:val="31"/>
-          <w:sz w:val="16"/>
-        </w:rPr>
-        <w:t> </w:t>
-      </w:r>
-      <w:r>
-        <w:rPr>
-          <w:sz w:val="16"/>
-        </w:rPr>
-        <w:t>Party</w:t>
-      </w:r>
-      <w:r>
-        <w:rPr>
-          <w:spacing w:val="31"/>
-          <w:sz w:val="16"/>
-        </w:rPr>
-        <w:t> </w:t>
-      </w:r>
-      <w:r>
-        <w:rPr>
-          <w:sz w:val="16"/>
-        </w:rPr>
-        <w:t>may</w:t>
-      </w:r>
-      <w:r>
-        <w:rPr>
-          <w:spacing w:val="31"/>
-          <w:sz w:val="16"/>
-        </w:rPr>
-        <w:t> </w:t>
-      </w:r>
-      <w:r>
-        <w:rPr>
-          <w:sz w:val="16"/>
-        </w:rPr>
-        <w:t>terminate</w:t>
-      </w:r>
-      <w:r>
-        <w:rPr>
-          <w:spacing w:val="31"/>
-          <w:sz w:val="16"/>
-        </w:rPr>
-        <w:t> </w:t>
-      </w:r>
-      <w:r>
-        <w:rPr>
-          <w:sz w:val="16"/>
-        </w:rPr>
-        <w:t>this</w:t>
-      </w:r>
-      <w:r>
-        <w:rPr>
-          <w:spacing w:val="31"/>
-          <w:sz w:val="16"/>
-        </w:rPr>
-        <w:t> </w:t>
-      </w:r>
-      <w:r>
-        <w:rPr>
-          <w:sz w:val="16"/>
-        </w:rPr>
-        <w:t>Agreement</w:t>
-      </w:r>
-      <w:r>
-        <w:rPr>
-          <w:spacing w:val="31"/>
-          <w:sz w:val="16"/>
-        </w:rPr>
-        <w:t> </w:t>
-      </w:r>
-      <w:r>
-        <w:rPr>
-          <w:sz w:val="16"/>
-        </w:rPr>
-        <w:t>upon</w:t>
-      </w:r>
-      <w:r>
-        <w:rPr>
-          <w:spacing w:val="31"/>
-          <w:sz w:val="16"/>
-        </w:rPr>
-        <w:t> </w:t>
-      </w:r>
-      <w:r>
-        <w:rPr>
-          <w:sz w:val="16"/>
-        </w:rPr>
-        <w:t>30</w:t>
-      </w:r>
-      <w:r>
-        <w:rPr>
-          <w:spacing w:val="31"/>
-          <w:sz w:val="16"/>
-        </w:rPr>
-        <w:t> </w:t>
-      </w:r>
-      <w:r>
-        <w:rPr>
-          <w:sz w:val="16"/>
-        </w:rPr>
-        <w:t>days</w:t>
-      </w:r>
-      <w:r>
-        <w:rPr>
-          <w:spacing w:val="31"/>
-          <w:sz w:val="16"/>
-        </w:rPr>
-        <w:t> </w:t>
-      </w:r>
-      <w:r>
-        <w:rPr>
-          <w:sz w:val="16"/>
-        </w:rPr>
-        <w:t>prior</w:t>
-      </w:r>
-      <w:r>
-        <w:rPr>
-          <w:spacing w:val="31"/>
-          <w:sz w:val="16"/>
-        </w:rPr>
-        <w:t> </w:t>
-      </w:r>
-      <w:r>
-        <w:rPr>
-          <w:sz w:val="16"/>
-        </w:rPr>
-        <w:t>written</w:t>
-      </w:r>
-      <w:r>
-        <w:rPr>
-          <w:spacing w:val="31"/>
-          <w:sz w:val="16"/>
-        </w:rPr>
-        <w:t> </w:t>
-      </w:r>
-      <w:r>
-        <w:rPr>
-          <w:sz w:val="16"/>
-        </w:rPr>
-        <w:t>notice to</w:t>
-      </w:r>
-      <w:r>
-        <w:rPr>
-          <w:spacing w:val="35"/>
-          <w:sz w:val="16"/>
-        </w:rPr>
-        <w:t> </w:t>
-      </w:r>
-      <w:r>
-        <w:rPr>
-          <w:sz w:val="16"/>
-        </w:rPr>
-        <w:t>the</w:t>
-      </w:r>
-      <w:r>
-        <w:rPr>
-          <w:spacing w:val="35"/>
-          <w:sz w:val="16"/>
-        </w:rPr>
-        <w:t> </w:t>
-      </w:r>
-      <w:r>
-        <w:rPr>
-          <w:sz w:val="16"/>
-        </w:rPr>
-        <w:t>other</w:t>
-      </w:r>
-      <w:r>
-        <w:rPr>
-          <w:spacing w:val="35"/>
-          <w:sz w:val="16"/>
-        </w:rPr>
-        <w:t> </w:t>
-      </w:r>
-      <w:r>
-        <w:rPr>
-          <w:sz w:val="16"/>
-        </w:rPr>
-        <w:t>Party</w:t>
-      </w:r>
-      <w:r>
-        <w:rPr>
-          <w:spacing w:val="35"/>
-          <w:sz w:val="16"/>
-        </w:rPr>
-        <w:t> </w:t>
-      </w:r>
-      <w:r>
-        <w:rPr>
-          <w:sz w:val="16"/>
-        </w:rPr>
-        <w:t>if</w:t>
-      </w:r>
-      <w:r>
-        <w:rPr>
-          <w:spacing w:val="35"/>
-          <w:sz w:val="16"/>
-        </w:rPr>
-        <w:t> </w:t>
-      </w:r>
-      <w:r>
-        <w:rPr>
-          <w:sz w:val="16"/>
-        </w:rPr>
-        <w:t>1)</w:t>
-      </w:r>
-      <w:r>
-        <w:rPr>
-          <w:spacing w:val="35"/>
-          <w:sz w:val="16"/>
-        </w:rPr>
-        <w:t> </w:t>
-      </w:r>
-      <w:r>
-        <w:rPr>
-          <w:sz w:val="16"/>
-        </w:rPr>
-        <w:t>such</w:t>
-      </w:r>
-      <w:r>
-        <w:rPr>
-          <w:spacing w:val="35"/>
-          <w:sz w:val="16"/>
-        </w:rPr>
-        <w:t> </w:t>
-      </w:r>
-      <w:r>
-        <w:rPr>
-          <w:sz w:val="16"/>
-        </w:rPr>
-        <w:t>other</w:t>
-      </w:r>
-      <w:r>
-        <w:rPr>
-          <w:spacing w:val="35"/>
-          <w:sz w:val="16"/>
-        </w:rPr>
-        <w:t> </w:t>
-      </w:r>
-      <w:r>
-        <w:rPr>
-          <w:sz w:val="16"/>
-        </w:rPr>
-        <w:t>Party</w:t>
-      </w:r>
-      <w:r>
-        <w:rPr>
-          <w:spacing w:val="35"/>
-          <w:sz w:val="16"/>
-        </w:rPr>
-        <w:t> </w:t>
-      </w:r>
-      <w:r>
-        <w:rPr>
-          <w:sz w:val="16"/>
-        </w:rPr>
-        <w:t>breaches</w:t>
-      </w:r>
-      <w:r>
-        <w:rPr>
-          <w:spacing w:val="35"/>
-          <w:sz w:val="16"/>
-        </w:rPr>
-        <w:t> </w:t>
-      </w:r>
-      <w:r>
-        <w:rPr>
-          <w:sz w:val="16"/>
-        </w:rPr>
-        <w:t>any</w:t>
-      </w:r>
-      <w:r>
-        <w:rPr>
-          <w:spacing w:val="35"/>
-          <w:sz w:val="16"/>
-        </w:rPr>
-        <w:t> </w:t>
-      </w:r>
-      <w:r>
-        <w:rPr>
-          <w:sz w:val="16"/>
-        </w:rPr>
-        <w:t>material</w:t>
-      </w:r>
-      <w:r>
-        <w:rPr>
-          <w:spacing w:val="35"/>
-          <w:sz w:val="16"/>
-        </w:rPr>
-        <w:t> </w:t>
-      </w:r>
-      <w:r>
-        <w:rPr>
-          <w:sz w:val="16"/>
-        </w:rPr>
-        <w:t>term</w:t>
-      </w:r>
-      <w:r>
-        <w:rPr>
-          <w:spacing w:val="35"/>
-          <w:sz w:val="16"/>
-        </w:rPr>
-        <w:t> </w:t>
-      </w:r>
-      <w:r>
-        <w:rPr>
-          <w:sz w:val="16"/>
-        </w:rPr>
-        <w:t>of this</w:t>
-      </w:r>
-      <w:r>
-        <w:rPr>
-          <w:spacing w:val="24"/>
-          <w:sz w:val="16"/>
-        </w:rPr>
-        <w:t> </w:t>
-      </w:r>
-      <w:r>
-        <w:rPr>
-          <w:sz w:val="16"/>
-        </w:rPr>
-        <w:t>Agreement,</w:t>
-      </w:r>
-      <w:r>
-        <w:rPr>
-          <w:spacing w:val="24"/>
-          <w:sz w:val="16"/>
-        </w:rPr>
-        <w:t> </w:t>
-      </w:r>
-      <w:r>
-        <w:rPr>
-          <w:sz w:val="16"/>
-        </w:rPr>
-        <w:t>unless</w:t>
-      </w:r>
-      <w:r>
-        <w:rPr>
-          <w:spacing w:val="24"/>
-          <w:sz w:val="16"/>
-        </w:rPr>
-        <w:t> </w:t>
-      </w:r>
-      <w:r>
-        <w:rPr>
-          <w:sz w:val="16"/>
-        </w:rPr>
-        <w:t>such</w:t>
-      </w:r>
-      <w:r>
-        <w:rPr>
-          <w:spacing w:val="24"/>
-          <w:sz w:val="16"/>
-        </w:rPr>
-        <w:t> </w:t>
-      </w:r>
-      <w:r>
-        <w:rPr>
-          <w:sz w:val="16"/>
-        </w:rPr>
-        <w:t>breach</w:t>
-      </w:r>
-      <w:r>
-        <w:rPr>
-          <w:spacing w:val="24"/>
-          <w:sz w:val="16"/>
-        </w:rPr>
-        <w:t> </w:t>
-      </w:r>
-      <w:r>
-        <w:rPr>
-          <w:sz w:val="16"/>
-        </w:rPr>
-        <w:t>is</w:t>
-      </w:r>
-      <w:r>
-        <w:rPr>
-          <w:spacing w:val="24"/>
-          <w:sz w:val="16"/>
-        </w:rPr>
-        <w:t> </w:t>
-      </w:r>
-      <w:r>
-        <w:rPr>
-          <w:sz w:val="16"/>
-        </w:rPr>
-        <w:t>cured</w:t>
-      </w:r>
-      <w:r>
-        <w:rPr>
-          <w:spacing w:val="24"/>
-          <w:sz w:val="16"/>
-        </w:rPr>
-        <w:t> </w:t>
-      </w:r>
-      <w:r>
-        <w:rPr>
-          <w:sz w:val="16"/>
-        </w:rPr>
-        <w:t>within</w:t>
-      </w:r>
-      <w:r>
-        <w:rPr>
-          <w:spacing w:val="24"/>
-          <w:sz w:val="16"/>
-        </w:rPr>
-        <w:t> </w:t>
-      </w:r>
-      <w:r>
-        <w:rPr>
-          <w:sz w:val="16"/>
-        </w:rPr>
-        <w:t>30</w:t>
-      </w:r>
-      <w:r>
-        <w:rPr>
-          <w:spacing w:val="24"/>
-          <w:sz w:val="16"/>
-        </w:rPr>
-        <w:t> </w:t>
-      </w:r>
-      <w:r>
-        <w:rPr>
-          <w:sz w:val="16"/>
-        </w:rPr>
-        <w:t>days;</w:t>
-      </w:r>
-      <w:r>
-        <w:rPr>
-          <w:spacing w:val="24"/>
-          <w:sz w:val="16"/>
-        </w:rPr>
-        <w:t> </w:t>
-      </w:r>
-      <w:r>
-        <w:rPr>
-          <w:sz w:val="16"/>
-        </w:rPr>
-        <w:t>or</w:t>
-      </w:r>
-      <w:r>
-        <w:rPr>
-          <w:spacing w:val="24"/>
-          <w:sz w:val="16"/>
-        </w:rPr>
-        <w:t> </w:t>
-      </w:r>
-      <w:r>
-        <w:rPr>
-          <w:sz w:val="16"/>
-        </w:rPr>
-        <w:t>2)</w:t>
-      </w:r>
-      <w:r>
-        <w:rPr>
-          <w:spacing w:val="24"/>
-          <w:sz w:val="16"/>
-        </w:rPr>
-        <w:t> </w:t>
-      </w:r>
-      <w:r>
-        <w:rPr>
-          <w:sz w:val="16"/>
-        </w:rPr>
-        <w:t>if</w:t>
-      </w:r>
-      <w:r>
-        <w:rPr>
-          <w:spacing w:val="24"/>
-          <w:sz w:val="16"/>
-        </w:rPr>
-        <w:t> </w:t>
-      </w:r>
-      <w:r>
-        <w:rPr>
-          <w:sz w:val="16"/>
-        </w:rPr>
-        <w:t>any</w:t>
-      </w:r>
-      <w:r>
-        <w:rPr>
-          <w:spacing w:val="24"/>
-          <w:sz w:val="16"/>
-        </w:rPr>
-        <w:t> </w:t>
-      </w:r>
-      <w:r>
-        <w:rPr>
-          <w:sz w:val="16"/>
-        </w:rPr>
-        <w:t>of the</w:t>
-      </w:r>
-      <w:r>
-        <w:rPr>
-          <w:spacing w:val="40"/>
-          <w:sz w:val="16"/>
-        </w:rPr>
-        <w:t> </w:t>
-      </w:r>
-      <w:r>
-        <w:rPr>
-          <w:sz w:val="16"/>
-        </w:rPr>
-        <w:t>terms</w:t>
-      </w:r>
-      <w:r>
-        <w:rPr>
-          <w:spacing w:val="40"/>
-          <w:sz w:val="16"/>
-        </w:rPr>
-        <w:t> </w:t>
-      </w:r>
-      <w:r>
-        <w:rPr>
-          <w:sz w:val="16"/>
-        </w:rPr>
-        <w:t>of</w:t>
-      </w:r>
-      <w:r>
-        <w:rPr>
-          <w:spacing w:val="40"/>
-          <w:sz w:val="16"/>
-        </w:rPr>
-        <w:t> </w:t>
-      </w:r>
-      <w:r>
-        <w:rPr>
-          <w:sz w:val="16"/>
-        </w:rPr>
-        <w:t>this</w:t>
-      </w:r>
-      <w:r>
-        <w:rPr>
-          <w:spacing w:val="40"/>
-          <w:sz w:val="16"/>
-        </w:rPr>
-        <w:t> </w:t>
-      </w:r>
-      <w:r>
-        <w:rPr>
-          <w:sz w:val="16"/>
-        </w:rPr>
-        <w:t>Agreement</w:t>
-      </w:r>
-      <w:r>
-        <w:rPr>
-          <w:spacing w:val="40"/>
-          <w:sz w:val="16"/>
-        </w:rPr>
-        <w:t> </w:t>
-      </w:r>
-      <w:r>
-        <w:rPr>
-          <w:sz w:val="16"/>
-        </w:rPr>
-        <w:t>that</w:t>
-      </w:r>
-      <w:r>
-        <w:rPr>
-          <w:spacing w:val="40"/>
-          <w:sz w:val="16"/>
-        </w:rPr>
-        <w:t> </w:t>
-      </w:r>
-      <w:r>
-        <w:rPr>
-          <w:sz w:val="16"/>
-        </w:rPr>
-        <w:t>require</w:t>
-      </w:r>
-      <w:r>
-        <w:rPr>
-          <w:spacing w:val="40"/>
-          <w:sz w:val="16"/>
-        </w:rPr>
-        <w:t> </w:t>
-      </w:r>
-      <w:r>
-        <w:rPr>
-          <w:sz w:val="16"/>
-        </w:rPr>
-        <w:t>mutual</w:t>
-      </w:r>
-      <w:r>
-        <w:rPr>
-          <w:spacing w:val="40"/>
-          <w:sz w:val="16"/>
-        </w:rPr>
-        <w:t> </w:t>
-      </w:r>
-      <w:r>
-        <w:rPr>
-          <w:sz w:val="16"/>
-        </w:rPr>
-        <w:t>approval</w:t>
-      </w:r>
-      <w:r>
-        <w:rPr>
-          <w:spacing w:val="40"/>
-          <w:sz w:val="16"/>
-        </w:rPr>
-        <w:t> </w:t>
-      </w:r>
-      <w:r>
-        <w:rPr>
-          <w:sz w:val="16"/>
-        </w:rPr>
-        <w:t>are</w:t>
-      </w:r>
-      <w:r>
-        <w:rPr>
-          <w:spacing w:val="40"/>
-          <w:sz w:val="16"/>
-        </w:rPr>
-        <w:t> </w:t>
-      </w:r>
-      <w:r>
-        <w:rPr>
-          <w:sz w:val="16"/>
-        </w:rPr>
-        <w:t>not</w:t>
-      </w:r>
-      <w:r>
-        <w:rPr>
-          <w:spacing w:val="40"/>
-          <w:sz w:val="16"/>
-        </w:rPr>
-        <w:t> </w:t>
-      </w:r>
-      <w:r>
-        <w:rPr>
-          <w:sz w:val="16"/>
-        </w:rPr>
-        <w:t>mutually agreed to;</w:t>
+        <w:t>Either Party may terminate this Agreement upon 30 days prior written notice to the other Party if 1) such other Party breaches any material term of this Agreement, unless such breach is cured within 30 days; or 2) if any of the terms of this Agreement that require mutual approval are not mutually agreed to;</w:t>
+      </w:r>
+      <w:r>
+        <w:rPr>
+          <w:sz w:val="16"/>
+        </w:rPr>
+        <w:t xml:space="preserve"> </w:t>
+      </w:r>
+      <w:r>
+        <w:rPr>
+          <w:color w:val="FF0000"/>
+          <w:sz w:val="16"/>
+        </w:rPr>
+        <w:t>Either Party may terminate this Agreement upon 10 days prior written notice to the other Party if 1) such other Party breaches any material term of this Agreement, unless such breach is cured within 30 days; or 2) if any of the terms of this Agreement that require mutual approval are not mutually agreed to;</w:t>
       </w:r>
     </w:p>
     <w:p>
@@ -31208,475 +31364,20 @@
         <w:rPr>
           <w:sz w:val="16"/>
         </w:rPr>
-        <w:t>Either</w:t>
-      </w:r>
-      <w:r>
-        <w:rPr>
-          <w:spacing w:val="29"/>
-          <w:sz w:val="16"/>
-        </w:rPr>
-        <w:t> </w:t>
-      </w:r>
-      <w:r>
-        <w:rPr>
-          <w:sz w:val="16"/>
-        </w:rPr>
-        <w:t>party</w:t>
-      </w:r>
-      <w:r>
-        <w:rPr>
-          <w:spacing w:val="29"/>
-          <w:sz w:val="16"/>
-        </w:rPr>
-        <w:t> </w:t>
-      </w:r>
-      <w:r>
-        <w:rPr>
-          <w:sz w:val="16"/>
-        </w:rPr>
-        <w:t>may</w:t>
-      </w:r>
-      <w:r>
-        <w:rPr>
-          <w:spacing w:val="29"/>
-          <w:sz w:val="16"/>
-        </w:rPr>
-        <w:t> </w:t>
-      </w:r>
-      <w:r>
-        <w:rPr>
-          <w:sz w:val="16"/>
-        </w:rPr>
-        <w:t>terminate</w:t>
-      </w:r>
-      <w:r>
-        <w:rPr>
-          <w:spacing w:val="29"/>
-          <w:sz w:val="16"/>
-        </w:rPr>
-        <w:t> </w:t>
-      </w:r>
-      <w:r>
-        <w:rPr>
-          <w:sz w:val="16"/>
-        </w:rPr>
-        <w:t>this</w:t>
-      </w:r>
-      <w:r>
-        <w:rPr>
-          <w:spacing w:val="29"/>
-          <w:sz w:val="16"/>
-        </w:rPr>
-        <w:t> </w:t>
-      </w:r>
-      <w:r>
-        <w:rPr>
-          <w:sz w:val="16"/>
-        </w:rPr>
-        <w:t>Agreement</w:t>
-      </w:r>
-      <w:r>
-        <w:rPr>
-          <w:spacing w:val="29"/>
-          <w:sz w:val="16"/>
-        </w:rPr>
-        <w:t> </w:t>
-      </w:r>
-      <w:r>
-        <w:rPr>
-          <w:sz w:val="16"/>
-        </w:rPr>
-        <w:t>upon</w:t>
-      </w:r>
-      <w:r>
-        <w:rPr>
-          <w:spacing w:val="29"/>
-          <w:sz w:val="16"/>
-        </w:rPr>
-        <w:t> </w:t>
-      </w:r>
-      <w:r>
-        <w:rPr>
-          <w:sz w:val="16"/>
-        </w:rPr>
-        <w:t>30</w:t>
-      </w:r>
-      <w:r>
-        <w:rPr>
-          <w:spacing w:val="29"/>
-          <w:sz w:val="16"/>
-        </w:rPr>
-        <w:t> </w:t>
-      </w:r>
-      <w:r>
-        <w:rPr>
-          <w:sz w:val="16"/>
-        </w:rPr>
-        <w:t>days</w:t>
-      </w:r>
-      <w:r>
-        <w:rPr>
-          <w:spacing w:val="29"/>
-          <w:sz w:val="16"/>
-        </w:rPr>
-        <w:t> </w:t>
-      </w:r>
-      <w:r>
-        <w:rPr>
-          <w:sz w:val="16"/>
-        </w:rPr>
-        <w:t>written</w:t>
-      </w:r>
-      <w:r>
-        <w:rPr>
-          <w:spacing w:val="29"/>
-          <w:sz w:val="16"/>
-        </w:rPr>
-        <w:t> </w:t>
-      </w:r>
-      <w:r>
-        <w:rPr>
-          <w:sz w:val="16"/>
-        </w:rPr>
-        <w:t>notice</w:t>
-      </w:r>
-      <w:r>
-        <w:rPr>
-          <w:spacing w:val="29"/>
-          <w:sz w:val="16"/>
-        </w:rPr>
-        <w:t> </w:t>
-      </w:r>
-      <w:r>
-        <w:rPr>
-          <w:sz w:val="16"/>
-        </w:rPr>
-        <w:t>if either</w:t>
-      </w:r>
-      <w:r>
-        <w:rPr>
-          <w:spacing w:val="40"/>
-          <w:sz w:val="16"/>
-        </w:rPr>
-        <w:t> </w:t>
-      </w:r>
-      <w:r>
-        <w:rPr>
-          <w:sz w:val="16"/>
-        </w:rPr>
-        <w:t>Party's</w:t>
-      </w:r>
-      <w:r>
-        <w:rPr>
-          <w:spacing w:val="40"/>
-          <w:sz w:val="16"/>
-        </w:rPr>
-        <w:t> </w:t>
-      </w:r>
-      <w:r>
-        <w:rPr>
-          <w:sz w:val="16"/>
-        </w:rPr>
-        <w:t>corporate</w:t>
-      </w:r>
-      <w:r>
-        <w:rPr>
-          <w:spacing w:val="40"/>
-          <w:sz w:val="16"/>
-        </w:rPr>
-        <w:t> </w:t>
-      </w:r>
-      <w:r>
-        <w:rPr>
-          <w:sz w:val="16"/>
-        </w:rPr>
-        <w:t>structure</w:t>
-      </w:r>
-      <w:r>
-        <w:rPr>
-          <w:spacing w:val="40"/>
-          <w:sz w:val="16"/>
-        </w:rPr>
-        <w:t> </w:t>
-      </w:r>
-      <w:r>
-        <w:rPr>
-          <w:sz w:val="16"/>
-        </w:rPr>
-        <w:t>has</w:t>
-      </w:r>
-      <w:r>
-        <w:rPr>
-          <w:spacing w:val="40"/>
-          <w:sz w:val="16"/>
-        </w:rPr>
-        <w:t> </w:t>
-      </w:r>
-      <w:r>
-        <w:rPr>
-          <w:sz w:val="16"/>
-        </w:rPr>
-        <w:t>undergone</w:t>
-      </w:r>
-      <w:r>
-        <w:rPr>
-          <w:spacing w:val="40"/>
-          <w:sz w:val="16"/>
-        </w:rPr>
-        <w:t> </w:t>
-      </w:r>
-      <w:r>
-        <w:rPr>
-          <w:sz w:val="16"/>
-        </w:rPr>
-        <w:t>a</w:t>
-      </w:r>
-      <w:r>
-        <w:rPr>
-          <w:spacing w:val="40"/>
-          <w:sz w:val="16"/>
-        </w:rPr>
-        <w:t> </w:t>
-      </w:r>
-      <w:r>
-        <w:rPr>
-          <w:sz w:val="16"/>
-        </w:rPr>
-        <w:t>material</w:t>
-      </w:r>
-      <w:r>
-        <w:rPr>
-          <w:spacing w:val="40"/>
-          <w:sz w:val="16"/>
-        </w:rPr>
-        <w:t> </w:t>
-      </w:r>
-      <w:r>
-        <w:rPr>
-          <w:sz w:val="16"/>
-        </w:rPr>
-        <w:t>ownership change</w:t>
-      </w:r>
-      <w:r>
-        <w:rPr>
-          <w:spacing w:val="40"/>
-          <w:sz w:val="16"/>
-        </w:rPr>
-        <w:t> </w:t>
-      </w:r>
-      <w:r>
-        <w:rPr>
-          <w:sz w:val="16"/>
-        </w:rPr>
-        <w:t>such</w:t>
-      </w:r>
-      <w:r>
-        <w:rPr>
-          <w:spacing w:val="40"/>
-          <w:sz w:val="16"/>
-        </w:rPr>
-        <w:t> </w:t>
-      </w:r>
-      <w:r>
-        <w:rPr>
-          <w:sz w:val="16"/>
-        </w:rPr>
-        <w:t>that</w:t>
-      </w:r>
-      <w:r>
-        <w:rPr>
-          <w:spacing w:val="40"/>
-          <w:sz w:val="16"/>
-        </w:rPr>
-        <w:t> </w:t>
-      </w:r>
-      <w:r>
-        <w:rPr>
-          <w:sz w:val="16"/>
-        </w:rPr>
-        <w:t>its</w:t>
-      </w:r>
-      <w:r>
-        <w:rPr>
-          <w:spacing w:val="40"/>
-          <w:sz w:val="16"/>
-        </w:rPr>
-        <w:t> </w:t>
-      </w:r>
-      <w:r>
-        <w:rPr>
-          <w:sz w:val="16"/>
-        </w:rPr>
-        <w:t>corporate</w:t>
-      </w:r>
-      <w:r>
-        <w:rPr>
-          <w:spacing w:val="40"/>
-          <w:sz w:val="16"/>
-        </w:rPr>
-        <w:t> </w:t>
-      </w:r>
-      <w:r>
-        <w:rPr>
-          <w:sz w:val="16"/>
-        </w:rPr>
-        <w:t>interests</w:t>
-      </w:r>
-      <w:r>
-        <w:rPr>
-          <w:spacing w:val="40"/>
-          <w:sz w:val="16"/>
-        </w:rPr>
-        <w:t> </w:t>
-      </w:r>
-      <w:r>
-        <w:rPr>
-          <w:sz w:val="16"/>
-        </w:rPr>
-        <w:t>are</w:t>
-      </w:r>
-      <w:r>
-        <w:rPr>
-          <w:spacing w:val="40"/>
-          <w:sz w:val="16"/>
-        </w:rPr>
-        <w:t> </w:t>
-      </w:r>
-      <w:r>
-        <w:rPr>
-          <w:sz w:val="16"/>
-        </w:rPr>
-        <w:t>then</w:t>
-      </w:r>
-      <w:r>
-        <w:rPr>
-          <w:spacing w:val="40"/>
-          <w:sz w:val="16"/>
-        </w:rPr>
-        <w:t> </w:t>
-      </w:r>
-      <w:r>
-        <w:rPr>
-          <w:sz w:val="16"/>
-        </w:rPr>
-        <w:t>in</w:t>
-      </w:r>
-      <w:r>
-        <w:rPr>
-          <w:spacing w:val="40"/>
-          <w:sz w:val="16"/>
-        </w:rPr>
-        <w:t> </w:t>
-      </w:r>
-      <w:r>
-        <w:rPr>
-          <w:sz w:val="16"/>
-        </w:rPr>
-        <w:t>conflict</w:t>
-      </w:r>
-      <w:r>
-        <w:rPr>
-          <w:spacing w:val="40"/>
-          <w:sz w:val="16"/>
-        </w:rPr>
-        <w:t> </w:t>
-      </w:r>
-      <w:r>
-        <w:rPr>
-          <w:sz w:val="16"/>
-        </w:rPr>
-        <w:t>with</w:t>
-      </w:r>
-      <w:r>
-        <w:rPr>
-          <w:spacing w:val="40"/>
-          <w:sz w:val="16"/>
-        </w:rPr>
-        <w:t> </w:t>
-      </w:r>
-      <w:r>
-        <w:rPr>
-          <w:sz w:val="16"/>
-        </w:rPr>
-        <w:t>the corporate</w:t>
-      </w:r>
-      <w:r>
-        <w:rPr>
-          <w:spacing w:val="40"/>
-          <w:sz w:val="16"/>
-        </w:rPr>
-        <w:t> </w:t>
-      </w:r>
-      <w:r>
-        <w:rPr>
-          <w:sz w:val="16"/>
-        </w:rPr>
-        <w:t>interests</w:t>
-      </w:r>
-      <w:r>
-        <w:rPr>
-          <w:spacing w:val="40"/>
-          <w:sz w:val="16"/>
-        </w:rPr>
-        <w:t> </w:t>
-      </w:r>
-      <w:r>
-        <w:rPr>
-          <w:sz w:val="16"/>
-        </w:rPr>
-        <w:t>of</w:t>
-      </w:r>
-      <w:r>
-        <w:rPr>
-          <w:spacing w:val="40"/>
-          <w:sz w:val="16"/>
-        </w:rPr>
-        <w:t> </w:t>
-      </w:r>
-      <w:r>
-        <w:rPr>
-          <w:sz w:val="16"/>
-        </w:rPr>
-        <w:t>the</w:t>
-      </w:r>
-      <w:r>
-        <w:rPr>
-          <w:spacing w:val="40"/>
-          <w:sz w:val="16"/>
-        </w:rPr>
-        <w:t> </w:t>
-      </w:r>
-      <w:r>
-        <w:rPr>
-          <w:sz w:val="16"/>
-        </w:rPr>
-        <w:t>other</w:t>
-      </w:r>
-      <w:r>
-        <w:rPr>
-          <w:spacing w:val="40"/>
-          <w:sz w:val="16"/>
-        </w:rPr>
-        <w:t> </w:t>
-      </w:r>
-      <w:r>
-        <w:rPr>
-          <w:sz w:val="16"/>
-        </w:rPr>
-        <w:t>Party;</w:t>
-      </w:r>
-      <w:r>
-        <w:rPr>
-          <w:spacing w:val="40"/>
-          <w:sz w:val="16"/>
-        </w:rPr>
-        <w:t> </w:t>
-      </w:r>
-      <w:r>
-        <w:rPr>
-          <w:sz w:val="16"/>
-        </w:rPr>
-        <w:t>and</w:t>
+        <w:t>Either party may terminate this Agreement upon 30 days written notice if either Party's corporate structure has undergone a material ownership change such that its corporate interests are then in conflict with the corporate interests of the other Party; and</w:t>
+      </w:r>
+      <w:r>
+        <w:rPr>
+          <w:sz w:val="16"/>
+        </w:rPr>
+        <w:t xml:space="preserve"> </w:t>
+      </w:r>
+      <w:r>
+        <w:rPr>
+          <w:color w:val="FF0000"/>
+          <w:sz w:val="16"/>
+        </w:rPr>
+        <w:t>Either Party may terminate this Agreement upon 10 days prior written notice to the other Party if 1) such other Party breaches any material term of this Agreement, unless such breach is cured within 30 days; or 2) if any of the terms of this Agreement that require mutual approval are not mutually agreed to;</w:t>
       </w:r>
     </w:p>
     <w:p>
